--- a/Parciales/Parcial 4/Parcial 4.docx
+++ b/Parciales/Parcial 4/Parcial 4.docx
@@ -8,7 +8,6 @@
           <w:b/>
           <w:bCs/>
           <w:sz w:val="32"/>
-          <w:lang w:val="es-ES"/>
         </w:rPr>
       </w:pPr>
       <w:r>
@@ -17,6 +16,365 @@
           <w:bCs/>
           <w:sz w:val="32"/>
         </w:rPr>
+        <w:t>Entidad/Relación</w:t>
+      </w:r>
+    </w:p>
+    <w:p>
+      <w:r>
+        <w:rPr>
+          <w:rFonts w:ascii="Segoe UI Emoji" w:hAnsi="Segoe UI Emoji" w:cs="Segoe UI Emoji"/>
+        </w:rPr>
+        <w:drawing>
+          <wp:inline distT="0" distB="0" distL="0" distR="0" wp14:anchorId="476C116F" wp14:editId="52849D29">
+            <wp:extent cx="7096125" cy="2547620"/>
+            <wp:effectExtent l="0" t="0" r="9525" b="5080"/>
+            <wp:docPr id="510809401" name="Picture 1"/>
+            <wp:cNvGraphicFramePr>
+              <a:graphicFrameLocks xmlns:a="http://schemas.openxmlformats.org/drawingml/2006/main" noChangeAspect="1"/>
+            </wp:cNvGraphicFramePr>
+            <a:graphic xmlns:a="http://schemas.openxmlformats.org/drawingml/2006/main">
+              <a:graphicData uri="http://schemas.openxmlformats.org/drawingml/2006/picture">
+                <pic:pic xmlns:pic="http://schemas.openxmlformats.org/drawingml/2006/picture">
+                  <pic:nvPicPr>
+                    <pic:cNvPr id="0" name="Picture 1"/>
+                    <pic:cNvPicPr>
+                      <a:picLocks noChangeAspect="1" noChangeArrowheads="1"/>
+                    </pic:cNvPicPr>
+                  </pic:nvPicPr>
+                  <pic:blipFill>
+                    <a:blip r:embed="rId5">
+                      <a:extLst>
+                        <a:ext uri="{28A0092B-C50C-407E-A947-70E740481C1C}">
+                          <a14:useLocalDpi xmlns:a14="http://schemas.microsoft.com/office/drawing/2010/main" val="0"/>
+                        </a:ext>
+                      </a:extLst>
+                    </a:blip>
+                    <a:srcRect/>
+                    <a:stretch>
+                      <a:fillRect/>
+                    </a:stretch>
+                  </pic:blipFill>
+                  <pic:spPr bwMode="auto">
+                    <a:xfrm>
+                      <a:off x="0" y="0"/>
+                      <a:ext cx="7096125" cy="2547620"/>
+                    </a:xfrm>
+                    <a:prstGeom prst="rect">
+                      <a:avLst/>
+                    </a:prstGeom>
+                    <a:noFill/>
+                    <a:ln>
+                      <a:noFill/>
+                    </a:ln>
+                  </pic:spPr>
+                </pic:pic>
+              </a:graphicData>
+            </a:graphic>
+          </wp:inline>
+        </w:drawing>
+      </w:r>
+    </w:p>
+    <w:p>
+      <w:r>
+        <w:t>Cancha (</w:t>
+      </w:r>
+      <w:r>
+        <w:rPr>
+          <w:u w:val="single"/>
+        </w:rPr>
+        <w:t>#cancha</w:t>
+      </w:r>
+      <w:r>
+        <w:t>,descripcion)</w:t>
+      </w:r>
+    </w:p>
+    <w:p>
+      <w:r>
+        <w:t>realiza (</w:t>
+      </w:r>
+      <w:r>
+        <w:rPr>
+          <w:u w:val="single"/>
+        </w:rPr>
+        <w:t>#reserva</w:t>
+      </w:r>
+      <w:r>
+        <w:t>,#cancha)</w:t>
+      </w:r>
+    </w:p>
+    <w:p>
+      <w:r>
+        <w:t>Reserva (</w:t>
+      </w:r>
+      <w:r>
+        <w:rPr>
+          <w:u w:val="single"/>
+        </w:rPr>
+        <w:t>#reserva</w:t>
+      </w:r>
+      <w:r>
+        <w:t>,fecha,hora)</w:t>
+      </w:r>
+    </w:p>
+    <w:p>
+      <w:r>
+        <w:t>participa (</w:t>
+      </w:r>
+      <w:r>
+        <w:rPr>
+          <w:u w:val="single"/>
+        </w:rPr>
+        <w:t>#reserva</w:t>
+      </w:r>
+      <w:r>
+        <w:t>,</w:t>
+      </w:r>
+      <w:r>
+        <w:rPr>
+          <w:u w:val="single"/>
+        </w:rPr>
+        <w:t>#equipo</w:t>
+      </w:r>
+      <w:r>
+        <w:t>,resultado)</w:t>
+      </w:r>
+    </w:p>
+    <w:p>
+      <w:r>
+        <w:t>Equipo (</w:t>
+      </w:r>
+      <w:r>
+        <w:rPr>
+          <w:u w:val="single"/>
+        </w:rPr>
+        <w:t>#equipo</w:t>
+      </w:r>
+      <w:r>
+        <w:t>,nombre,fecha_alta)</w:t>
+      </w:r>
+    </w:p>
+    <w:p>
+      <w:r>
+        <w:t>solicita (</w:t>
+      </w:r>
+      <w:r>
+        <w:rPr>
+          <w:u w:val="single"/>
+        </w:rPr>
+        <w:t>#reserva</w:t>
+      </w:r>
+      <w:r>
+        <w:t>,#usuario)</w:t>
+      </w:r>
+    </w:p>
+    <w:p>
+      <w:r>
+        <w:t>Usuario (</w:t>
+      </w:r>
+      <w:r>
+        <w:rPr>
+          <w:u w:val="single"/>
+        </w:rPr>
+        <w:t>dni</w:t>
+      </w:r>
+      <w:r>
+        <w:t>,nombre,edad,email,contrase</w:t>
+      </w:r>
+      <w:r>
+        <w:rPr>
+          <w:lang w:val="es-ES"/>
+        </w:rPr>
+        <w:t>ña</w:t>
+      </w:r>
+      <w:r>
+        <w:t>)</w:t>
+      </w:r>
+    </w:p>
+    <w:p>
+      <w:r>
+        <w:t>Jugador (</w:t>
+      </w:r>
+      <w:r>
+        <w:rPr>
+          <w:u w:val="single"/>
+        </w:rPr>
+        <w:t>dni</w:t>
+      </w:r>
+      <w:r>
+        <w:t>,grupo_sangu</w:t>
+      </w:r>
+      <w:r>
+        <w:rPr>
+          <w:lang w:val="es-ES"/>
+        </w:rPr>
+        <w:t>íneo</w:t>
+      </w:r>
+      <w:r>
+        <w:t>)</w:t>
+      </w:r>
+    </w:p>
+    <w:p>
+      <w:r>
+        <w:t>juega (</w:t>
+      </w:r>
+      <w:r>
+        <w:rPr>
+          <w:u w:val="single"/>
+        </w:rPr>
+        <w:t>dni</w:t>
+      </w:r>
+      <w:r>
+        <w:t>,#equipo)</w:t>
+      </w:r>
+    </w:p>
+    <w:p>
+      <w:r>
+        <w:t>pertenece (</w:t>
+      </w:r>
+      <w:r>
+        <w:rPr>
+          <w:u w:val="single"/>
+        </w:rPr>
+        <w:t>dni</w:t>
+      </w:r>
+      <w:r>
+        <w:t>,</w:t>
+      </w:r>
+      <w:r>
+        <w:rPr>
+          <w:u w:val="single"/>
+        </w:rPr>
+        <w:t>#categoria</w:t>
+      </w:r>
+      <w:r>
+        <w:t>)</w:t>
+      </w:r>
+    </w:p>
+    <w:p>
+      <w:r>
+        <w:t>Categoria (</w:t>
+      </w:r>
+      <w:r>
+        <w:rPr>
+          <w:u w:val="single"/>
+        </w:rPr>
+        <w:t>#categoria</w:t>
+      </w:r>
+      <w:r>
+        <w:t>,nombre)</w:t>
+      </w:r>
+    </w:p>
+    <w:p>
+      <w:r>
+        <w:t>guarda (</w:t>
+      </w:r>
+      <w:r>
+        <w:t>dni,#categoria</w:t>
+      </w:r>
+      <w:r>
+        <w:t>,</w:t>
+      </w:r>
+      <w:r>
+        <w:rPr>
+          <w:u w:val="single"/>
+        </w:rPr>
+        <w:t>#historial</w:t>
+      </w:r>
+      <w:r>
+        <w:t>)</w:t>
+      </w:r>
+    </w:p>
+    <w:p>
+      <w:r>
+        <w:t>Historial (</w:t>
+      </w:r>
+      <w:r>
+        <w:rPr>
+          <w:u w:val="single"/>
+        </w:rPr>
+        <w:t>#historial</w:t>
+      </w:r>
+      <w:r>
+        <w:t>,fecha_desde,fecha_hasta)</w:t>
+      </w:r>
+    </w:p>
+    <w:p>
+      <w:r>
+        <w:t>abona (</w:t>
+      </w:r>
+      <w:r>
+        <w:rPr>
+          <w:u w:val="single"/>
+        </w:rPr>
+        <w:t>#pago</w:t>
+      </w:r>
+      <w:r>
+        <w:t>,#equipo,#reserva)</w:t>
+      </w:r>
+    </w:p>
+    <w:p>
+      <w:r>
+        <w:t>Pago (</w:t>
+      </w:r>
+      <w:r>
+        <w:rPr>
+          <w:u w:val="single"/>
+        </w:rPr>
+        <w:t>#pago</w:t>
+      </w:r>
+      <w:r>
+        <w:t>,</w:t>
+      </w:r>
+      <w:r>
+        <w:t>fecha,monto</w:t>
+      </w:r>
+      <w:r>
+        <w:t>)</w:t>
+      </w:r>
+    </w:p>
+    <w:p>
+      <w:r>
+        <w:t>Efectivo (</w:t>
+      </w:r>
+      <w:r>
+        <w:rPr>
+          <w:u w:val="single"/>
+        </w:rPr>
+        <w:t>#pago</w:t>
+      </w:r>
+      <w:r>
+        <w:t>,descuento)</w:t>
+      </w:r>
+    </w:p>
+    <w:p>
+      <w:r>
+        <w:t>Tarjeta (</w:t>
+      </w:r>
+      <w:r>
+        <w:rPr>
+          <w:u w:val="single"/>
+        </w:rPr>
+        <w:t>#pago</w:t>
+      </w:r>
+      <w:r>
+        <w:t>,tipo)</w:t>
+      </w:r>
+    </w:p>
+    <w:p>
+      <w:pPr>
+        <w:rPr>
+          <w:b/>
+          <w:bCs/>
+          <w:sz w:val="32"/>
+          <w:lang w:val="es-ES"/>
+        </w:rPr>
+      </w:pPr>
+      <w:r>
+        <w:rPr>
+          <w:b/>
+          <w:bCs/>
+          <w:sz w:val="32"/>
+        </w:rPr>
         <w:t>Normalizaci</w:t>
       </w:r>
       <w:r>
@@ -149,6 +507,7 @@
           <w:bCs/>
           <w:lang w:val="en-CA"/>
         </w:rPr>
+        <w:lastRenderedPageBreak/>
         <w:t>DF5:</w:t>
       </w:r>
       <w:r>
@@ -231,24 +590,425 @@
           <w:u w:val="single"/>
           <w:lang w:val="en-CA"/>
         </w:rPr>
-        <w:t>#torneo,</w:t>
-      </w:r>
-      <w:r>
-        <w:rPr>
-          <w:u w:val="single"/>
-          <w:lang w:val="en-CA"/>
-        </w:rPr>
-        <w:t>puesto</w:t>
-      </w:r>
-      <w:r>
-        <w:rPr>
-          <w:u w:val="single"/>
+        <w:t>#torneo,puesto,a</w:t>
+      </w:r>
+      <w:r>
+        <w:rPr>
+          <w:u w:val="single"/>
+          <w:lang w:val="es-ES"/>
+        </w:rPr>
+        <w:t>ño</w:t>
+      </w:r>
+      <w:r>
+        <w:rPr>
+          <w:u w:val="single"/>
+          <w:lang w:val="en-CA"/>
+        </w:rPr>
+        <w:t>,#reglamentacion,#auspiciante</w:t>
+      </w:r>
+      <w:r>
+        <w:rPr>
+          <w:lang w:val="en-CA"/>
+        </w:rPr>
+        <w:t>)</w:t>
+      </w:r>
+    </w:p>
+    <w:p>
+      <w:pPr>
+        <w:rPr>
+          <w:lang w:val="en-CA"/>
+        </w:rPr>
+      </w:pPr>
+      <w:r>
+        <w:rPr>
+          <w:lang w:val="en-CA"/>
+        </w:rPr>
+        <w:t xml:space="preserve">TORNEOS no se encuentra en BCNF dado que el determinante de la </w:t>
+      </w:r>
+      <w:r>
+        <w:rPr>
+          <w:b/>
+          <w:bCs/>
+          <w:lang w:val="en-CA"/>
+        </w:rPr>
+        <w:t>DF1</w:t>
+      </w:r>
+      <w:r>
+        <w:rPr>
+          <w:lang w:val="en-CA"/>
+        </w:rPr>
+        <w:t xml:space="preserve"> no es superclave del esquema, por ende, particionamos:</w:t>
+      </w:r>
+    </w:p>
+    <w:p>
+      <w:pPr>
+        <w:rPr>
+          <w:lang w:val="en-CA"/>
+        </w:rPr>
+      </w:pPr>
+      <w:r>
+        <w:rPr>
+          <w:b/>
+          <w:bCs/>
+          <w:lang w:val="en-CA"/>
+        </w:rPr>
+        <w:t xml:space="preserve">T1= </w:t>
+      </w:r>
+      <w:r>
+        <w:rPr>
+          <w:lang w:val="en-CA"/>
+        </w:rPr>
+        <w:t>(</w:t>
+      </w:r>
+      <w:r>
+        <w:rPr>
+          <w:u w:val="single"/>
+          <w:lang w:val="en-CA"/>
+        </w:rPr>
+        <w:t>#torneo</w:t>
+      </w:r>
+      <w:r>
+        <w:rPr>
+          <w:lang w:val="en-CA"/>
+        </w:rPr>
+        <w:t xml:space="preserve">,nombre_torneo) -&gt; Vale la </w:t>
+      </w:r>
+      <w:r>
+        <w:rPr>
+          <w:b/>
+          <w:bCs/>
+          <w:lang w:val="en-CA"/>
+        </w:rPr>
+        <w:t>DF1.</w:t>
+      </w:r>
+    </w:p>
+    <w:p>
+      <w:pPr>
+        <w:rPr>
+          <w:lang w:val="en-CA"/>
+        </w:rPr>
+      </w:pPr>
+      <w:r>
+        <w:rPr>
+          <w:b/>
+          <w:bCs/>
+          <w:lang w:val="en-CA"/>
+        </w:rPr>
+        <w:t xml:space="preserve">T2= </w:t>
+      </w:r>
+      <w:r>
+        <w:rPr>
+          <w:lang w:val="en-CA"/>
+        </w:rPr>
+        <w:t>(</w:t>
+      </w:r>
+      <w:r>
+        <w:rPr>
+          <w:u w:val="single"/>
+          <w:lang w:val="en-CA"/>
+        </w:rPr>
+        <w:t>#torneo</w:t>
+      </w:r>
+      <w:r>
+        <w:rPr>
           <w:lang w:val="en-CA"/>
         </w:rPr>
         <w:t>,a</w:t>
       </w:r>
       <w:r>
         <w:rPr>
+          <w:lang w:val="es-ES"/>
+        </w:rPr>
+        <w:t>ño,</w:t>
+      </w:r>
+      <w:r>
+        <w:rPr>
+          <w:u w:val="single"/>
+          <w:lang w:val="en-CA"/>
+        </w:rPr>
+        <w:t>#equipo</w:t>
+      </w:r>
+      <w:r>
+        <w:rPr>
+          <w:lang w:val="en-CA"/>
+        </w:rPr>
+        <w:t>,nombre_equipo,estadio_equipo,puesto,</w:t>
+      </w:r>
+      <w:r>
+        <w:rPr>
+          <w:u w:val="single"/>
+          <w:lang w:val="en-CA"/>
+        </w:rPr>
+        <w:t>#reglamentacion</w:t>
+      </w:r>
+      <w:r>
+        <w:rPr>
+          <w:lang w:val="en-CA"/>
+        </w:rPr>
+        <w:t>,descripcion,</w:t>
+      </w:r>
+      <w:r>
+        <w:rPr>
+          <w:u w:val="single"/>
+          <w:lang w:val="en-CA"/>
+        </w:rPr>
+        <w:t>#auspiciante</w:t>
+      </w:r>
+      <w:r>
+        <w:rPr>
+          <w:lang w:val="en-CA"/>
+        </w:rPr>
+        <w:t xml:space="preserve">) -&gt; Valen las </w:t>
+      </w:r>
+      <w:r>
+        <w:rPr>
+          <w:b/>
+          <w:bCs/>
+          <w:lang w:val="en-CA"/>
+        </w:rPr>
+        <w:t>DF</w:t>
+      </w:r>
+      <w:r>
+        <w:rPr>
+          <w:b/>
+          <w:bCs/>
+          <w:lang w:val="en-CA"/>
+        </w:rPr>
+        <w:t xml:space="preserve"> </w:t>
+      </w:r>
+      <w:r>
+        <w:rPr>
+          <w:lang w:val="en-CA"/>
+        </w:rPr>
+        <w:t>2,3,4 y 5.</w:t>
+      </w:r>
+    </w:p>
+    <w:p>
+      <w:pPr>
+        <w:rPr>
+          <w:lang w:val="es-ES"/>
+        </w:rPr>
+      </w:pPr>
+      <w:r>
+        <w:rPr>
+          <w:b/>
+          <w:bCs/>
+          <w:lang w:val="en-CA"/>
+        </w:rPr>
+        <w:t>T1</w:t>
+      </w:r>
+      <w:r>
+        <w:rPr>
+          <w:lang w:val="en-CA"/>
+        </w:rPr>
+        <w:t xml:space="preserve"> se encuentra en BCNF ya que #torneo es superclave del esquema </w:t>
+      </w:r>
+      <w:r>
+        <w:rPr>
+          <w:b/>
+          <w:bCs/>
+          <w:lang w:val="en-CA"/>
+        </w:rPr>
+        <w:t>T1</w:t>
+      </w:r>
+      <w:r>
+        <w:rPr>
+          <w:lang w:val="en-CA"/>
+        </w:rPr>
+        <w:t xml:space="preserve"> y solo es v</w:t>
+      </w:r>
+      <w:r>
+        <w:rPr>
+          <w:lang w:val="es-ES"/>
+        </w:rPr>
+        <w:t xml:space="preserve">álida la </w:t>
+      </w:r>
+      <w:r>
+        <w:rPr>
+          <w:b/>
+          <w:bCs/>
+          <w:lang w:val="es-ES"/>
+        </w:rPr>
+        <w:t>DF1</w:t>
+      </w:r>
+      <w:r>
+        <w:rPr>
+          <w:lang w:val="es-ES"/>
+        </w:rPr>
+        <w:t xml:space="preserve"> en el esquema.</w:t>
+      </w:r>
+    </w:p>
+    <w:p>
+      <w:pPr>
+        <w:rPr>
+          <w:lang w:val="es-ES"/>
+        </w:rPr>
+      </w:pPr>
+      <w:r>
+        <w:rPr>
+          <w:b/>
+          <w:bCs/>
+          <w:lang w:val="es-ES"/>
+        </w:rPr>
+        <w:t>T2</w:t>
+      </w:r>
+      <w:r>
+        <w:rPr>
+          <w:lang w:val="es-ES"/>
+        </w:rPr>
+        <w:t xml:space="preserve"> no se encuentra en BCNF ya que existe al menos el determinante de la </w:t>
+      </w:r>
+      <w:r>
+        <w:rPr>
+          <w:b/>
+          <w:bCs/>
+          <w:lang w:val="es-ES"/>
+        </w:rPr>
+        <w:t>DF2</w:t>
+      </w:r>
+      <w:r>
+        <w:rPr>
+          <w:lang w:val="es-ES"/>
+        </w:rPr>
+        <w:t xml:space="preserve"> que no es superclave en el esquema.</w:t>
+      </w:r>
+    </w:p>
+    <w:p>
+      <w:pPr>
+        <w:rPr>
+          <w:lang w:val="en-CA"/>
+        </w:rPr>
+      </w:pPr>
+      <w:r>
+        <w:rPr>
+          <w:lang w:val="es-ES"/>
+        </w:rPr>
+        <w:t xml:space="preserve">No se pierde información ya que </w:t>
+      </w:r>
+      <w:r>
+        <w:rPr>
+          <w:b/>
+          <w:bCs/>
+          <w:lang w:val="es-ES"/>
+        </w:rPr>
+        <w:t xml:space="preserve">T1 </w:t>
+      </w:r>
+      <w:r>
+        <w:rPr>
+          <w:rFonts w:cstheme="minorHAnsi"/>
+          <w:b/>
+          <w:bCs/>
+          <w:lang w:val="es-ES"/>
+        </w:rPr>
+        <w:t>∩</w:t>
+      </w:r>
+      <w:r>
+        <w:rPr>
+          <w:b/>
+          <w:bCs/>
+          <w:lang w:val="es-ES"/>
+        </w:rPr>
+        <w:t xml:space="preserve"> T2 </w:t>
+      </w:r>
+      <w:r>
+        <w:rPr>
+          <w:lang w:val="en-CA"/>
+        </w:rPr>
+        <w:t xml:space="preserve">{#torneo}, clave en </w:t>
+      </w:r>
+      <w:r>
+        <w:rPr>
+          <w:b/>
+          <w:bCs/>
+          <w:lang w:val="en-CA"/>
+        </w:rPr>
+        <w:t>T1.</w:t>
+      </w:r>
+    </w:p>
+    <w:p>
+      <w:pPr>
+        <w:rPr>
+          <w:lang w:val="en-CA"/>
+        </w:rPr>
+      </w:pPr>
+      <w:r>
+        <w:rPr>
+          <w:b/>
+          <w:bCs/>
+          <w:lang w:val="en-CA"/>
+        </w:rPr>
+        <w:t xml:space="preserve">T3= </w:t>
+      </w:r>
+      <w:r>
+        <w:rPr>
+          <w:lang w:val="en-CA"/>
+        </w:rPr>
+        <w:t>(</w:t>
+      </w:r>
+      <w:r>
+        <w:rPr>
+          <w:u w:val="single"/>
+          <w:lang w:val="en-CA"/>
+        </w:rPr>
+        <w:t>#equipo</w:t>
+      </w:r>
+      <w:r>
+        <w:rPr>
+          <w:lang w:val="en-CA"/>
+        </w:rPr>
+        <w:t xml:space="preserve">,nombre_equipo,estadio_equipo) -&gt; Vale la </w:t>
+      </w:r>
+      <w:r>
+        <w:rPr>
+          <w:b/>
+          <w:bCs/>
+          <w:lang w:val="en-CA"/>
+        </w:rPr>
+        <w:t>DF2.</w:t>
+      </w:r>
+    </w:p>
+    <w:p>
+      <w:pPr>
+        <w:rPr>
+          <w:lang w:val="en-CA"/>
+        </w:rPr>
+      </w:pPr>
+      <w:r>
+        <w:rPr>
+          <w:b/>
+          <w:bCs/>
+          <w:lang w:val="en-CA"/>
+        </w:rPr>
+        <w:t xml:space="preserve">T4= </w:t>
+      </w:r>
+      <w:r>
+        <w:rPr>
+          <w:lang w:val="en-CA"/>
+        </w:rPr>
+        <w:t>(</w:t>
+      </w:r>
+      <w:r>
+        <w:rPr>
+          <w:u w:val="single"/>
+          <w:lang w:val="en-CA"/>
+        </w:rPr>
+        <w:t>#torneo</w:t>
+      </w:r>
+      <w:r>
+        <w:rPr>
+          <w:lang w:val="en-CA"/>
+        </w:rPr>
+        <w:t>,</w:t>
+      </w:r>
+      <w:r>
+        <w:rPr>
+          <w:u w:val="single"/>
+          <w:lang w:val="en-CA"/>
+        </w:rPr>
+        <w:t>a</w:t>
+      </w:r>
+      <w:r>
+        <w:rPr>
           <w:u w:val="single"/>
           <w:lang w:val="es-ES"/>
         </w:rPr>
@@ -256,58 +1016,221 @@
       </w:r>
       <w:r>
         <w:rPr>
-          <w:u w:val="single"/>
-          <w:lang w:val="en-CA"/>
-        </w:rPr>
-        <w:t>,#reglamentacion,#auspiciante</w:t>
-      </w:r>
-      <w:r>
-        <w:rPr>
-          <w:lang w:val="en-CA"/>
-        </w:rPr>
-        <w:t>)</w:t>
-      </w:r>
-    </w:p>
-    <w:p>
-      <w:pPr>
-        <w:rPr>
-          <w:lang w:val="en-CA"/>
-        </w:rPr>
-      </w:pPr>
-      <w:r>
-        <w:rPr>
-          <w:lang w:val="en-CA"/>
-        </w:rPr>
-        <w:t xml:space="preserve">TORNEOS no se encuentra en BCNF dado que el determinante de la </w:t>
-      </w:r>
-      <w:r>
-        <w:rPr>
-          <w:b/>
-          <w:bCs/>
-          <w:lang w:val="en-CA"/>
-        </w:rPr>
-        <w:t>DF1</w:t>
-      </w:r>
-      <w:r>
-        <w:rPr>
-          <w:lang w:val="en-CA"/>
-        </w:rPr>
-        <w:t xml:space="preserve"> no es superclave del esquema, por ende, particionamos:</w:t>
-      </w:r>
-    </w:p>
-    <w:p>
-      <w:pPr>
-        <w:rPr>
-          <w:lang w:val="en-CA"/>
-        </w:rPr>
-      </w:pPr>
-      <w:r>
-        <w:rPr>
-          <w:b/>
-          <w:bCs/>
-          <w:lang w:val="en-CA"/>
-        </w:rPr>
-        <w:t xml:space="preserve">T1= </w:t>
+          <w:lang w:val="es-ES"/>
+        </w:rPr>
+        <w:t>,</w:t>
+      </w:r>
+      <w:r>
+        <w:rPr>
+          <w:u w:val="single"/>
+          <w:lang w:val="en-CA"/>
+        </w:rPr>
+        <w:t>#equipo</w:t>
+      </w:r>
+      <w:r>
+        <w:rPr>
+          <w:lang w:val="en-CA"/>
+        </w:rPr>
+        <w:t>,puesto,</w:t>
+      </w:r>
+      <w:r>
+        <w:rPr>
+          <w:u w:val="single"/>
+          <w:lang w:val="en-CA"/>
+        </w:rPr>
+        <w:t>#reglamentacion</w:t>
+      </w:r>
+      <w:r>
+        <w:rPr>
+          <w:lang w:val="en-CA"/>
+        </w:rPr>
+        <w:t>,descripcion,</w:t>
+      </w:r>
+      <w:r>
+        <w:rPr>
+          <w:u w:val="single"/>
+          <w:lang w:val="en-CA"/>
+        </w:rPr>
+        <w:t>#auspiciante</w:t>
+      </w:r>
+      <w:r>
+        <w:rPr>
+          <w:lang w:val="en-CA"/>
+        </w:rPr>
+        <w:t xml:space="preserve">) -&gt; Valen las </w:t>
+      </w:r>
+      <w:r>
+        <w:rPr>
+          <w:b/>
+          <w:bCs/>
+          <w:lang w:val="en-CA"/>
+        </w:rPr>
+        <w:t>DF</w:t>
+      </w:r>
+      <w:r>
+        <w:rPr>
+          <w:lang w:val="en-CA"/>
+        </w:rPr>
+        <w:t xml:space="preserve"> 3,4 y 5.</w:t>
+      </w:r>
+    </w:p>
+    <w:p>
+      <w:pPr>
+        <w:rPr>
+          <w:lang w:val="es-ES"/>
+        </w:rPr>
+      </w:pPr>
+      <w:r>
+        <w:rPr>
+          <w:b/>
+          <w:bCs/>
+          <w:lang w:val="en-CA"/>
+        </w:rPr>
+        <w:t>T3</w:t>
+      </w:r>
+      <w:r>
+        <w:rPr>
+          <w:lang w:val="en-CA"/>
+        </w:rPr>
+        <w:t xml:space="preserve"> se encuentra en BCNF ya que #equipo es superclave del esquema </w:t>
+      </w:r>
+      <w:r>
+        <w:rPr>
+          <w:b/>
+          <w:bCs/>
+          <w:lang w:val="en-CA"/>
+        </w:rPr>
+        <w:t>T3</w:t>
+      </w:r>
+      <w:r>
+        <w:rPr>
+          <w:lang w:val="en-CA"/>
+        </w:rPr>
+        <w:t xml:space="preserve"> y solo es v</w:t>
+      </w:r>
+      <w:r>
+        <w:rPr>
+          <w:lang w:val="es-ES"/>
+        </w:rPr>
+        <w:t xml:space="preserve">álida la </w:t>
+      </w:r>
+      <w:r>
+        <w:rPr>
+          <w:b/>
+          <w:bCs/>
+          <w:lang w:val="es-ES"/>
+        </w:rPr>
+        <w:t>DF2</w:t>
+      </w:r>
+      <w:r>
+        <w:rPr>
+          <w:lang w:val="es-ES"/>
+        </w:rPr>
+        <w:t xml:space="preserve"> en el esquema.</w:t>
+      </w:r>
+    </w:p>
+    <w:p>
+      <w:pPr>
+        <w:rPr>
+          <w:lang w:val="es-ES"/>
+        </w:rPr>
+      </w:pPr>
+      <w:r>
+        <w:rPr>
+          <w:b/>
+          <w:bCs/>
+          <w:lang w:val="es-ES"/>
+        </w:rPr>
+        <w:t>T4</w:t>
+      </w:r>
+      <w:r>
+        <w:rPr>
+          <w:lang w:val="es-ES"/>
+        </w:rPr>
+        <w:t xml:space="preserve"> no se encuentra en BCNF ya que existe al menos el determinante de la </w:t>
+      </w:r>
+      <w:r>
+        <w:rPr>
+          <w:b/>
+          <w:bCs/>
+          <w:lang w:val="es-ES"/>
+        </w:rPr>
+        <w:t>DF5</w:t>
+      </w:r>
+      <w:r>
+        <w:rPr>
+          <w:lang w:val="es-ES"/>
+        </w:rPr>
+        <w:t xml:space="preserve"> que no es superclave en el esquema.</w:t>
+      </w:r>
+    </w:p>
+    <w:p>
+      <w:pPr>
+        <w:rPr>
+          <w:b/>
+          <w:bCs/>
+          <w:lang w:val="en-CA"/>
+        </w:rPr>
+      </w:pPr>
+      <w:r>
+        <w:rPr>
+          <w:lang w:val="es-ES"/>
+        </w:rPr>
+        <w:t xml:space="preserve">No se pierde información ya que </w:t>
+      </w:r>
+      <w:r>
+        <w:rPr>
+          <w:b/>
+          <w:bCs/>
+          <w:lang w:val="es-ES"/>
+        </w:rPr>
+        <w:t xml:space="preserve">T3 </w:t>
+      </w:r>
+      <w:r>
+        <w:rPr>
+          <w:rFonts w:cstheme="minorHAnsi"/>
+          <w:b/>
+          <w:bCs/>
+          <w:lang w:val="es-ES"/>
+        </w:rPr>
+        <w:t>∩</w:t>
+      </w:r>
+      <w:r>
+        <w:rPr>
+          <w:b/>
+          <w:bCs/>
+          <w:lang w:val="es-ES"/>
+        </w:rPr>
+        <w:t xml:space="preserve"> T4 </w:t>
+      </w:r>
+      <w:r>
+        <w:rPr>
+          <w:lang w:val="en-CA"/>
+        </w:rPr>
+        <w:t xml:space="preserve">{#equipo}, clave en </w:t>
+      </w:r>
+      <w:r>
+        <w:rPr>
+          <w:b/>
+          <w:bCs/>
+          <w:lang w:val="en-CA"/>
+        </w:rPr>
+        <w:t>T3.</w:t>
+      </w:r>
+    </w:p>
+    <w:p>
+      <w:pPr>
+        <w:rPr>
+          <w:lang w:val="en-CA"/>
+        </w:rPr>
+      </w:pPr>
+      <w:r>
+        <w:rPr>
+          <w:b/>
+          <w:bCs/>
+          <w:lang w:val="en-CA"/>
+        </w:rPr>
+        <w:t xml:space="preserve">T5= </w:t>
       </w:r>
       <w:r>
         <w:rPr>
@@ -320,36 +1243,287 @@
           <w:u w:val="single"/>
           <w:lang w:val="en-CA"/>
         </w:rPr>
+        <w:t>#reglamentacion</w:t>
+      </w:r>
+      <w:r>
+        <w:rPr>
+          <w:lang w:val="en-CA"/>
+        </w:rPr>
+        <w:t xml:space="preserve">,descripcion) -&gt; Vale la </w:t>
+      </w:r>
+      <w:r>
+        <w:rPr>
+          <w:b/>
+          <w:bCs/>
+          <w:lang w:val="en-CA"/>
+        </w:rPr>
+        <w:t>DF5.</w:t>
+      </w:r>
+    </w:p>
+    <w:p>
+      <w:pPr>
+        <w:rPr>
+          <w:lang w:val="en-CA"/>
+        </w:rPr>
+      </w:pPr>
+      <w:r>
+        <w:rPr>
+          <w:b/>
+          <w:bCs/>
+          <w:lang w:val="en-CA"/>
+        </w:rPr>
+        <w:t xml:space="preserve">T6= </w:t>
+      </w:r>
+      <w:r>
+        <w:rPr>
+          <w:lang w:val="en-CA"/>
+        </w:rPr>
+        <w:t>(</w:t>
+      </w:r>
+      <w:r>
+        <w:rPr>
+          <w:u w:val="single"/>
+          <w:lang w:val="en-CA"/>
+        </w:rPr>
         <w:t>#torneo</w:t>
       </w:r>
       <w:r>
         <w:rPr>
           <w:lang w:val="en-CA"/>
         </w:rPr>
-        <w:t xml:space="preserve">,nombre_torneo) -&gt; Vale la </w:t>
-      </w:r>
-      <w:r>
-        <w:rPr>
-          <w:b/>
-          <w:bCs/>
-          <w:lang w:val="en-CA"/>
-        </w:rPr>
-        <w:t>DF1.</w:t>
-      </w:r>
-    </w:p>
-    <w:p>
-      <w:pPr>
-        <w:rPr>
-          <w:lang w:val="en-CA"/>
-        </w:rPr>
-      </w:pPr>
-      <w:r>
-        <w:rPr>
-          <w:b/>
-          <w:bCs/>
-          <w:lang w:val="en-CA"/>
-        </w:rPr>
-        <w:t xml:space="preserve">T2= </w:t>
+        <w:t>,</w:t>
+      </w:r>
+      <w:r>
+        <w:rPr>
+          <w:u w:val="single"/>
+          <w:lang w:val="en-CA"/>
+        </w:rPr>
+        <w:t>a</w:t>
+      </w:r>
+      <w:r>
+        <w:rPr>
+          <w:u w:val="single"/>
+          <w:lang w:val="es-ES"/>
+        </w:rPr>
+        <w:t>ño</w:t>
+      </w:r>
+      <w:r>
+        <w:rPr>
+          <w:lang w:val="es-ES"/>
+        </w:rPr>
+        <w:t>,</w:t>
+      </w:r>
+      <w:r>
+        <w:rPr>
+          <w:u w:val="single"/>
+          <w:lang w:val="en-CA"/>
+        </w:rPr>
+        <w:t>#equipo</w:t>
+      </w:r>
+      <w:r>
+        <w:rPr>
+          <w:lang w:val="en-CA"/>
+        </w:rPr>
+        <w:t>,puesto,</w:t>
+      </w:r>
+      <w:r>
+        <w:rPr>
+          <w:u w:val="single"/>
+          <w:lang w:val="en-CA"/>
+        </w:rPr>
+        <w:t>#reglamentacion</w:t>
+      </w:r>
+      <w:r>
+        <w:rPr>
+          <w:lang w:val="en-CA"/>
+        </w:rPr>
+        <w:t>,</w:t>
+      </w:r>
+      <w:r>
+        <w:rPr>
+          <w:u w:val="single"/>
+          <w:lang w:val="en-CA"/>
+        </w:rPr>
+        <w:t>#auspiciante</w:t>
+      </w:r>
+      <w:r>
+        <w:rPr>
+          <w:lang w:val="en-CA"/>
+        </w:rPr>
+        <w:t xml:space="preserve">) -&gt; Valen las </w:t>
+      </w:r>
+      <w:r>
+        <w:rPr>
+          <w:b/>
+          <w:bCs/>
+          <w:lang w:val="en-CA"/>
+        </w:rPr>
+        <w:t>DF</w:t>
+      </w:r>
+      <w:r>
+        <w:rPr>
+          <w:lang w:val="en-CA"/>
+        </w:rPr>
+        <w:t xml:space="preserve"> 3 y 4.</w:t>
+      </w:r>
+    </w:p>
+    <w:p>
+      <w:pPr>
+        <w:rPr>
+          <w:lang w:val="es-ES"/>
+        </w:rPr>
+      </w:pPr>
+      <w:r>
+        <w:rPr>
+          <w:b/>
+          <w:bCs/>
+          <w:lang w:val="en-CA"/>
+        </w:rPr>
+        <w:t>T5</w:t>
+      </w:r>
+      <w:r>
+        <w:rPr>
+          <w:lang w:val="en-CA"/>
+        </w:rPr>
+        <w:t xml:space="preserve"> se encuentra en BCNF ya que #reglamentacion es superclave del esquema </w:t>
+      </w:r>
+      <w:r>
+        <w:rPr>
+          <w:b/>
+          <w:bCs/>
+          <w:lang w:val="en-CA"/>
+        </w:rPr>
+        <w:t>T5</w:t>
+      </w:r>
+      <w:r>
+        <w:rPr>
+          <w:lang w:val="en-CA"/>
+        </w:rPr>
+        <w:t xml:space="preserve"> y solo es v</w:t>
+      </w:r>
+      <w:r>
+        <w:rPr>
+          <w:lang w:val="es-ES"/>
+        </w:rPr>
+        <w:t xml:space="preserve">álida la </w:t>
+      </w:r>
+      <w:r>
+        <w:rPr>
+          <w:b/>
+          <w:bCs/>
+          <w:lang w:val="es-ES"/>
+        </w:rPr>
+        <w:t>DF5</w:t>
+      </w:r>
+      <w:r>
+        <w:rPr>
+          <w:lang w:val="es-ES"/>
+        </w:rPr>
+        <w:t xml:space="preserve"> en el esquema.</w:t>
+      </w:r>
+    </w:p>
+    <w:p>
+      <w:pPr>
+        <w:rPr>
+          <w:lang w:val="es-ES"/>
+        </w:rPr>
+      </w:pPr>
+      <w:r>
+        <w:rPr>
+          <w:b/>
+          <w:bCs/>
+          <w:lang w:val="es-ES"/>
+        </w:rPr>
+        <w:t>T6</w:t>
+      </w:r>
+      <w:r>
+        <w:rPr>
+          <w:lang w:val="es-ES"/>
+        </w:rPr>
+        <w:t xml:space="preserve"> no se encuentra en BCNF ya que existen al menos los determinantes de la </w:t>
+      </w:r>
+      <w:r>
+        <w:rPr>
+          <w:b/>
+          <w:bCs/>
+          <w:lang w:val="es-ES"/>
+        </w:rPr>
+        <w:t>DF3</w:t>
+      </w:r>
+      <w:r>
+        <w:rPr>
+          <w:lang w:val="es-ES"/>
+        </w:rPr>
+        <w:t xml:space="preserve"> que no son superclave en el esquema.</w:t>
+      </w:r>
+    </w:p>
+    <w:p>
+      <w:pPr>
+        <w:rPr>
+          <w:b/>
+          <w:bCs/>
+          <w:lang w:val="en-CA"/>
+        </w:rPr>
+      </w:pPr>
+      <w:r>
+        <w:rPr>
+          <w:lang w:val="es-ES"/>
+        </w:rPr>
+        <w:t xml:space="preserve">No se pierde información ya que </w:t>
+      </w:r>
+      <w:r>
+        <w:rPr>
+          <w:b/>
+          <w:bCs/>
+          <w:lang w:val="es-ES"/>
+        </w:rPr>
+        <w:t xml:space="preserve">T5 </w:t>
+      </w:r>
+      <w:r>
+        <w:rPr>
+          <w:rFonts w:cstheme="minorHAnsi"/>
+          <w:b/>
+          <w:bCs/>
+          <w:lang w:val="es-ES"/>
+        </w:rPr>
+        <w:t>∩</w:t>
+      </w:r>
+      <w:r>
+        <w:rPr>
+          <w:b/>
+          <w:bCs/>
+          <w:lang w:val="es-ES"/>
+        </w:rPr>
+        <w:t xml:space="preserve"> T6 </w:t>
+      </w:r>
+      <w:r>
+        <w:rPr>
+          <w:lang w:val="en-CA"/>
+        </w:rPr>
+        <w:t xml:space="preserve">{#relglamentacion}, clave en </w:t>
+      </w:r>
+      <w:r>
+        <w:rPr>
+          <w:b/>
+          <w:bCs/>
+          <w:lang w:val="en-CA"/>
+        </w:rPr>
+        <w:t>T5.</w:t>
+      </w:r>
+    </w:p>
+    <w:p>
+      <w:pPr>
+        <w:rPr>
+          <w:lang w:val="en-CA"/>
+        </w:rPr>
+      </w:pPr>
+      <w:r>
+        <w:rPr>
+          <w:b/>
+          <w:bCs/>
+          <w:lang w:val="en-CA"/>
+        </w:rPr>
+        <w:t xml:space="preserve">T7= </w:t>
       </w:r>
       <w:r>
         <w:rPr>
@@ -362,19 +1536,95 @@
           <w:u w:val="single"/>
           <w:lang w:val="en-CA"/>
         </w:rPr>
+        <w:t>#torneo,a</w:t>
+      </w:r>
+      <w:r>
+        <w:rPr>
+          <w:u w:val="single"/>
+          <w:lang w:val="es-ES"/>
+        </w:rPr>
+        <w:t>ño</w:t>
+      </w:r>
+      <w:r>
+        <w:rPr>
+          <w:u w:val="single"/>
+          <w:lang w:val="en-CA"/>
+        </w:rPr>
+        <w:t>,#equipo</w:t>
+      </w:r>
+      <w:r>
+        <w:rPr>
+          <w:lang w:val="en-CA"/>
+        </w:rPr>
+        <w:t xml:space="preserve">,puesto) -&gt; Valen las </w:t>
+      </w:r>
+      <w:r>
+        <w:rPr>
+          <w:b/>
+          <w:bCs/>
+          <w:lang w:val="en-CA"/>
+        </w:rPr>
+        <w:t>DF</w:t>
+      </w:r>
+      <w:r>
+        <w:rPr>
+          <w:lang w:val="en-CA"/>
+        </w:rPr>
+        <w:t xml:space="preserve"> 3 y 4.</w:t>
+      </w:r>
+    </w:p>
+    <w:p>
+      <w:pPr>
+        <w:rPr>
+          <w:lang w:val="es-ES"/>
+        </w:rPr>
+      </w:pPr>
+      <w:r>
+        <w:rPr>
+          <w:b/>
+          <w:bCs/>
+          <w:lang w:val="en-CA"/>
+        </w:rPr>
+        <w:t xml:space="preserve">T8= </w:t>
+      </w:r>
+      <w:r>
+        <w:rPr>
+          <w:lang w:val="en-CA"/>
+        </w:rPr>
+        <w:t>(</w:t>
+      </w:r>
+      <w:r>
+        <w:rPr>
+          <w:u w:val="single"/>
+          <w:lang w:val="en-CA"/>
+        </w:rPr>
         <w:t>#torneo</w:t>
       </w:r>
       <w:r>
         <w:rPr>
           <w:lang w:val="en-CA"/>
         </w:rPr>
-        <w:t>,a</w:t>
-      </w:r>
-      <w:r>
-        <w:rPr>
-          <w:lang w:val="es-ES"/>
-        </w:rPr>
-        <w:t>ño,</w:t>
+        <w:t>,</w:t>
+      </w:r>
+      <w:r>
+        <w:rPr>
+          <w:u w:val="single"/>
+          <w:lang w:val="en-CA"/>
+        </w:rPr>
+        <w:t>a</w:t>
+      </w:r>
+      <w:r>
+        <w:rPr>
+          <w:u w:val="single"/>
+          <w:lang w:val="es-ES"/>
+        </w:rPr>
+        <w:t>ño</w:t>
+      </w:r>
+      <w:r>
+        <w:rPr>
+          <w:lang w:val="es-ES"/>
+        </w:rPr>
+        <w:t>,</w:t>
       </w:r>
       <w:r>
         <w:rPr>
@@ -387,7 +1637,7 @@
         <w:rPr>
           <w:lang w:val="en-CA"/>
         </w:rPr>
-        <w:t>,nombre_equipo,estadio_equipo,puesto,</w:t>
+        <w:t>,</w:t>
       </w:r>
       <w:r>
         <w:rPr>
@@ -400,143 +1650,144 @@
         <w:rPr>
           <w:lang w:val="en-CA"/>
         </w:rPr>
-        <w:t>,descripcion,</w:t>
-      </w:r>
-      <w:r>
-        <w:rPr>
-          <w:u w:val="single"/>
-          <w:lang w:val="en-CA"/>
-        </w:rPr>
-        <w:t>#auspiciante</w:t>
-      </w:r>
-      <w:r>
-        <w:rPr>
-          <w:lang w:val="en-CA"/>
-        </w:rPr>
-        <w:t xml:space="preserve">) -&gt; Valen las </w:t>
-      </w:r>
-      <w:r>
-        <w:rPr>
-          <w:b/>
-          <w:bCs/>
-          <w:lang w:val="en-CA"/>
+        <w:t>,</w:t>
+      </w:r>
+      <w:r>
+        <w:rPr>
+          <w:u w:val="single"/>
+          <w:lang w:val="en-CA"/>
+        </w:rPr>
+        <w:t xml:space="preserve">#auspiciante) </w:t>
+      </w:r>
+      <w:r>
+        <w:rPr>
+          <w:lang w:val="en-CA"/>
+        </w:rPr>
+        <w:t xml:space="preserve">-&gt; </w:t>
+      </w:r>
+      <w:r>
+        <w:rPr>
+          <w:b/>
+          <w:bCs/>
+          <w:lang w:val="en-CA"/>
+        </w:rPr>
+        <w:t>CC1</w:t>
+      </w:r>
+      <w:r>
+        <w:rPr>
+          <w:lang w:val="en-CA"/>
+        </w:rPr>
+        <w:t>. Todos los atributos forman parte de la clave del esquema, cualquier dependencia que se haye ser</w:t>
+      </w:r>
+      <w:r>
+        <w:rPr>
+          <w:lang w:val="es-ES"/>
+        </w:rPr>
+        <w:t>á trivial. Esta en BCNF.</w:t>
+      </w:r>
+    </w:p>
+    <w:p>
+      <w:pPr>
+        <w:rPr>
+          <w:lang w:val="en-CA"/>
+        </w:rPr>
+      </w:pPr>
+      <w:r>
+        <w:rPr>
+          <w:b/>
+          <w:bCs/>
+          <w:lang w:val="es-ES"/>
+        </w:rPr>
+        <w:t>T7</w:t>
+      </w:r>
+      <w:r>
+        <w:rPr>
+          <w:lang w:val="es-ES"/>
+        </w:rPr>
+        <w:t xml:space="preserve"> se encuentra en BCNF ya que </w:t>
+      </w:r>
+      <w:r>
+        <w:rPr>
+          <w:lang w:val="en-CA"/>
+        </w:rPr>
+        <w:t>#torneo,a</w:t>
+      </w:r>
+      <w:r>
+        <w:rPr>
+          <w:lang w:val="es-ES"/>
+        </w:rPr>
+        <w:t>ño</w:t>
+      </w:r>
+      <w:r>
+        <w:rPr>
+          <w:lang w:val="en-CA"/>
+        </w:rPr>
+        <w:t xml:space="preserve">,#equipo son superclave del esquema </w:t>
+      </w:r>
+      <w:r>
+        <w:rPr>
+          <w:b/>
+          <w:bCs/>
+          <w:lang w:val="en-CA"/>
+        </w:rPr>
+        <w:t xml:space="preserve">T7 </w:t>
+      </w:r>
+      <w:r>
+        <w:rPr>
+          <w:lang w:val="en-CA"/>
+        </w:rPr>
+        <w:t>y tambi</w:t>
+      </w:r>
+      <w:r>
+        <w:rPr>
+          <w:lang w:val="es-ES"/>
+        </w:rPr>
+        <w:t xml:space="preserve">én </w:t>
+      </w:r>
+      <w:r>
+        <w:rPr>
+          <w:lang w:val="en-CA"/>
+        </w:rPr>
+        <w:t>#torneo,a</w:t>
+      </w:r>
+      <w:r>
+        <w:rPr>
+          <w:lang w:val="es-ES"/>
+        </w:rPr>
+        <w:t xml:space="preserve">ño,puesto. Son válidas las </w:t>
+      </w:r>
+      <w:r>
+        <w:rPr>
+          <w:b/>
+          <w:bCs/>
+          <w:lang w:val="es-ES"/>
         </w:rPr>
         <w:t>DF</w:t>
       </w:r>
       <w:r>
         <w:rPr>
-          <w:b/>
-          <w:bCs/>
-          <w:lang w:val="en-CA"/>
-        </w:rPr>
-        <w:t xml:space="preserve"> </w:t>
-      </w:r>
-      <w:r>
-        <w:rPr>
-          <w:lang w:val="en-CA"/>
-        </w:rPr>
-        <w:t>2,3,4 y 5.</w:t>
-      </w:r>
-    </w:p>
-    <w:p>
-      <w:pPr>
-        <w:rPr>
-          <w:lang w:val="es-ES"/>
-        </w:rPr>
-      </w:pPr>
-      <w:r>
-        <w:rPr>
-          <w:b/>
-          <w:bCs/>
-          <w:lang w:val="en-CA"/>
-        </w:rPr>
-        <w:t>T1</w:t>
-      </w:r>
-      <w:r>
-        <w:rPr>
-          <w:lang w:val="en-CA"/>
-        </w:rPr>
-        <w:t xml:space="preserve"> se encuentra en BCNF ya que #torneo es superclave del esquema </w:t>
-      </w:r>
-      <w:r>
-        <w:rPr>
-          <w:b/>
-          <w:bCs/>
-          <w:lang w:val="en-CA"/>
-        </w:rPr>
-        <w:t>T1</w:t>
-      </w:r>
-      <w:r>
-        <w:rPr>
-          <w:lang w:val="en-CA"/>
-        </w:rPr>
-        <w:t xml:space="preserve"> y solo es v</w:t>
-      </w:r>
-      <w:r>
-        <w:rPr>
-          <w:lang w:val="es-ES"/>
-        </w:rPr>
-        <w:t xml:space="preserve">álida la </w:t>
-      </w:r>
-      <w:r>
-        <w:rPr>
-          <w:b/>
-          <w:bCs/>
-          <w:lang w:val="es-ES"/>
-        </w:rPr>
-        <w:t>DF1</w:t>
-      </w:r>
-      <w:r>
-        <w:rPr>
-          <w:lang w:val="es-ES"/>
-        </w:rPr>
-        <w:t xml:space="preserve"> en el esquema.</w:t>
-      </w:r>
-    </w:p>
-    <w:p>
-      <w:pPr>
-        <w:rPr>
-          <w:lang w:val="es-ES"/>
-        </w:rPr>
-      </w:pPr>
-      <w:r>
-        <w:rPr>
-          <w:b/>
-          <w:bCs/>
-          <w:lang w:val="es-ES"/>
-        </w:rPr>
-        <w:t>T2</w:t>
-      </w:r>
-      <w:r>
-        <w:rPr>
-          <w:lang w:val="es-ES"/>
-        </w:rPr>
-        <w:t xml:space="preserve"> no se encuentra en BCNF ya que existe al menos el determinante de la </w:t>
-      </w:r>
-      <w:r>
-        <w:rPr>
-          <w:b/>
-          <w:bCs/>
-          <w:lang w:val="es-ES"/>
-        </w:rPr>
-        <w:t>DF2</w:t>
-      </w:r>
-      <w:r>
-        <w:rPr>
-          <w:lang w:val="es-ES"/>
-        </w:rPr>
-        <w:t xml:space="preserve"> que no es superclave en el esquema.</w:t>
-      </w:r>
-    </w:p>
-    <w:p>
-      <w:pPr>
-        <w:rPr>
-          <w:lang w:val="en-CA"/>
-        </w:rPr>
-      </w:pPr>
-      <w:r>
-        <w:rPr>
-          <w:lang w:val="es-ES"/>
+          <w:lang w:val="es-ES"/>
+        </w:rPr>
+        <w:t xml:space="preserve"> 3 y 4, son dependencias funcionales equivalentes</w:t>
+      </w:r>
+      <w:r>
+        <w:rPr>
+          <w:lang w:val="en-CA"/>
+        </w:rPr>
+        <w:t>.</w:t>
+      </w:r>
+    </w:p>
+    <w:p>
+      <w:pPr>
+        <w:rPr>
+          <w:b/>
+          <w:bCs/>
+          <w:lang w:val="en-CA"/>
+        </w:rPr>
+      </w:pPr>
+      <w:r>
+        <w:rPr>
+          <w:lang w:val="en-CA"/>
         </w:rPr>
         <w:t xml:space="preserve">No se pierde información ya que </w:t>
       </w:r>
@@ -546,7 +1797,7 @@
           <w:bCs/>
           <w:lang w:val="es-ES"/>
         </w:rPr>
-        <w:t xml:space="preserve">T1 </w:t>
+        <w:t xml:space="preserve">T7 </w:t>
       </w:r>
       <w:r>
         <w:rPr>
@@ -563,1296 +1814,33 @@
           <w:bCs/>
           <w:lang w:val="es-ES"/>
         </w:rPr>
-        <w:t xml:space="preserve"> T2 </w:t>
-      </w:r>
-      <w:r>
-        <w:rPr>
-          <w:lang w:val="en-CA"/>
-        </w:rPr>
-        <w:t xml:space="preserve">{#torneo}, clave en </w:t>
-      </w:r>
-      <w:r>
-        <w:rPr>
-          <w:b/>
-          <w:bCs/>
-          <w:lang w:val="en-CA"/>
-        </w:rPr>
-        <w:t>T1.</w:t>
-      </w:r>
-    </w:p>
-    <w:p>
-      <w:pPr>
-        <w:rPr>
-          <w:lang w:val="en-CA"/>
-        </w:rPr>
-      </w:pPr>
-      <w:r>
-        <w:rPr>
-          <w:b/>
-          <w:bCs/>
-          <w:lang w:val="en-CA"/>
-        </w:rPr>
-        <w:t xml:space="preserve">T3= </w:t>
-      </w:r>
-      <w:r>
-        <w:rPr>
-          <w:lang w:val="en-CA"/>
-        </w:rPr>
-        <w:t>(</w:t>
-      </w:r>
-      <w:r>
-        <w:rPr>
-          <w:u w:val="single"/>
-          <w:lang w:val="en-CA"/>
-        </w:rPr>
-        <w:t>#equipo</w:t>
-      </w:r>
-      <w:r>
-        <w:rPr>
-          <w:lang w:val="en-CA"/>
-        </w:rPr>
-        <w:t xml:space="preserve">,nombre_equipo,estadio_equipo) -&gt; Vale la </w:t>
-      </w:r>
-      <w:r>
-        <w:rPr>
-          <w:b/>
-          <w:bCs/>
-          <w:lang w:val="en-CA"/>
-        </w:rPr>
-        <w:t>DF2.</w:t>
-      </w:r>
-    </w:p>
-    <w:p>
-      <w:pPr>
-        <w:rPr>
-          <w:lang w:val="en-CA"/>
-        </w:rPr>
-      </w:pPr>
-      <w:r>
-        <w:rPr>
-          <w:b/>
-          <w:bCs/>
-          <w:lang w:val="en-CA"/>
-        </w:rPr>
-        <w:t xml:space="preserve">T4= </w:t>
-      </w:r>
-      <w:r>
-        <w:rPr>
-          <w:lang w:val="en-CA"/>
-        </w:rPr>
-        <w:t>(</w:t>
-      </w:r>
-      <w:r>
-        <w:rPr>
-          <w:u w:val="single"/>
-          <w:lang w:val="en-CA"/>
-        </w:rPr>
-        <w:t>#torneo</w:t>
-      </w:r>
-      <w:r>
-        <w:rPr>
-          <w:lang w:val="en-CA"/>
-        </w:rPr>
-        <w:t>,</w:t>
-      </w:r>
-      <w:r>
-        <w:rPr>
-          <w:u w:val="single"/>
-          <w:lang w:val="en-CA"/>
-        </w:rPr>
-        <w:t>a</w:t>
-      </w:r>
-      <w:r>
-        <w:rPr>
-          <w:u w:val="single"/>
+        <w:t xml:space="preserve"> T8 </w:t>
+      </w:r>
+      <w:r>
+        <w:rPr>
+          <w:lang w:val="en-CA"/>
+        </w:rPr>
+        <w:t>{#torneo,a</w:t>
+      </w:r>
+      <w:r>
+        <w:rPr>
           <w:lang w:val="es-ES"/>
         </w:rPr>
         <w:t>ño</w:t>
       </w:r>
       <w:r>
         <w:rPr>
-          <w:lang w:val="es-ES"/>
-        </w:rPr>
-        <w:t>,</w:t>
-      </w:r>
-      <w:r>
-        <w:rPr>
-          <w:u w:val="single"/>
-          <w:lang w:val="en-CA"/>
-        </w:rPr>
-        <w:t>#equipo</w:t>
-      </w:r>
-      <w:r>
-        <w:rPr>
-          <w:lang w:val="en-CA"/>
-        </w:rPr>
-        <w:t>,puesto,</w:t>
-      </w:r>
-      <w:r>
-        <w:rPr>
-          <w:u w:val="single"/>
-          <w:lang w:val="en-CA"/>
-        </w:rPr>
-        <w:t>#reglamentacion</w:t>
-      </w:r>
-      <w:r>
-        <w:rPr>
-          <w:lang w:val="en-CA"/>
-        </w:rPr>
-        <w:t>,descripcion,</w:t>
-      </w:r>
-      <w:r>
-        <w:rPr>
-          <w:u w:val="single"/>
-          <w:lang w:val="en-CA"/>
-        </w:rPr>
-        <w:t>#auspiciante</w:t>
-      </w:r>
-      <w:r>
-        <w:rPr>
-          <w:lang w:val="en-CA"/>
-        </w:rPr>
-        <w:t>)</w:t>
-      </w:r>
-      <w:r>
-        <w:rPr>
-          <w:lang w:val="en-CA"/>
-        </w:rPr>
-        <w:t xml:space="preserve"> -&gt; Valen las </w:t>
-      </w:r>
-      <w:r>
-        <w:rPr>
-          <w:b/>
-          <w:bCs/>
-          <w:lang w:val="en-CA"/>
-        </w:rPr>
-        <w:t>DF</w:t>
-      </w:r>
-      <w:r>
-        <w:rPr>
-          <w:lang w:val="en-CA"/>
-        </w:rPr>
-        <w:t xml:space="preserve"> 3,4 y 5.</w:t>
-      </w:r>
-    </w:p>
-    <w:p>
-      <w:pPr>
-        <w:rPr>
-          <w:lang w:val="es-ES"/>
-        </w:rPr>
-      </w:pPr>
-      <w:r>
-        <w:rPr>
-          <w:b/>
-          <w:bCs/>
-          <w:lang w:val="en-CA"/>
-        </w:rPr>
-        <w:t>T</w:t>
-      </w:r>
-      <w:r>
-        <w:rPr>
-          <w:b/>
-          <w:bCs/>
-          <w:lang w:val="en-CA"/>
-        </w:rPr>
-        <w:t>3</w:t>
-      </w:r>
-      <w:r>
-        <w:rPr>
-          <w:lang w:val="en-CA"/>
-        </w:rPr>
-        <w:t xml:space="preserve"> se encuentra en BCNF ya que #</w:t>
-      </w:r>
-      <w:r>
-        <w:rPr>
-          <w:lang w:val="en-CA"/>
-        </w:rPr>
-        <w:t>equipo</w:t>
-      </w:r>
-      <w:r>
-        <w:rPr>
-          <w:lang w:val="en-CA"/>
-        </w:rPr>
-        <w:t xml:space="preserve"> es superclave del esquema </w:t>
-      </w:r>
-      <w:r>
-        <w:rPr>
-          <w:b/>
-          <w:bCs/>
-          <w:lang w:val="en-CA"/>
-        </w:rPr>
-        <w:t>T</w:t>
-      </w:r>
-      <w:r>
-        <w:rPr>
-          <w:b/>
-          <w:bCs/>
-          <w:lang w:val="en-CA"/>
-        </w:rPr>
-        <w:t>3</w:t>
-      </w:r>
-      <w:r>
-        <w:rPr>
-          <w:lang w:val="en-CA"/>
-        </w:rPr>
-        <w:t xml:space="preserve"> y solo es v</w:t>
-      </w:r>
-      <w:r>
-        <w:rPr>
-          <w:lang w:val="es-ES"/>
-        </w:rPr>
-        <w:t xml:space="preserve">álida la </w:t>
-      </w:r>
-      <w:r>
-        <w:rPr>
-          <w:b/>
-          <w:bCs/>
-          <w:lang w:val="es-ES"/>
-        </w:rPr>
-        <w:t>DF</w:t>
-      </w:r>
-      <w:r>
-        <w:rPr>
-          <w:b/>
-          <w:bCs/>
-          <w:lang w:val="es-ES"/>
-        </w:rPr>
-        <w:t>2</w:t>
-      </w:r>
-      <w:r>
-        <w:rPr>
-          <w:lang w:val="es-ES"/>
-        </w:rPr>
-        <w:t xml:space="preserve"> en el esquema.</w:t>
-      </w:r>
-    </w:p>
-    <w:p>
-      <w:pPr>
-        <w:rPr>
-          <w:lang w:val="es-ES"/>
-        </w:rPr>
-      </w:pPr>
-      <w:r>
-        <w:rPr>
-          <w:b/>
-          <w:bCs/>
-          <w:lang w:val="es-ES"/>
-        </w:rPr>
-        <w:t>T</w:t>
-      </w:r>
-      <w:r>
-        <w:rPr>
-          <w:b/>
-          <w:bCs/>
-          <w:lang w:val="es-ES"/>
-        </w:rPr>
-        <w:t>4</w:t>
-      </w:r>
-      <w:r>
-        <w:rPr>
-          <w:lang w:val="es-ES"/>
-        </w:rPr>
-        <w:t xml:space="preserve"> no se encuentra en BCNF ya que existe al menos el determinante de la </w:t>
-      </w:r>
-      <w:r>
-        <w:rPr>
-          <w:b/>
-          <w:bCs/>
-          <w:lang w:val="es-ES"/>
-        </w:rPr>
-        <w:t>DF</w:t>
-      </w:r>
-      <w:r>
-        <w:rPr>
-          <w:b/>
-          <w:bCs/>
-          <w:lang w:val="es-ES"/>
-        </w:rPr>
-        <w:t>5</w:t>
-      </w:r>
-      <w:r>
-        <w:rPr>
-          <w:lang w:val="es-ES"/>
-        </w:rPr>
-        <w:t xml:space="preserve"> que no es superclave en el esquema.</w:t>
-      </w:r>
-    </w:p>
-    <w:p>
-      <w:pPr>
-        <w:rPr>
-          <w:b/>
-          <w:bCs/>
-          <w:lang w:val="en-CA"/>
-        </w:rPr>
-      </w:pPr>
-      <w:r>
-        <w:rPr>
-          <w:lang w:val="es-ES"/>
-        </w:rPr>
-        <w:t xml:space="preserve">No se pierde información ya que </w:t>
-      </w:r>
-      <w:r>
-        <w:rPr>
-          <w:b/>
-          <w:bCs/>
-          <w:lang w:val="es-ES"/>
-        </w:rPr>
-        <w:t>T</w:t>
-      </w:r>
-      <w:r>
-        <w:rPr>
-          <w:b/>
-          <w:bCs/>
-          <w:lang w:val="es-ES"/>
-        </w:rPr>
-        <w:t>3</w:t>
-      </w:r>
-      <w:r>
-        <w:rPr>
-          <w:b/>
-          <w:bCs/>
-          <w:lang w:val="es-ES"/>
-        </w:rPr>
-        <w:t xml:space="preserve"> </w:t>
-      </w:r>
-      <w:r>
-        <w:rPr>
-          <w:rFonts w:cstheme="minorHAnsi"/>
-          <w:b/>
-          <w:bCs/>
-          <w:lang w:val="es-ES"/>
-        </w:rPr>
-        <w:t>∩</w:t>
-      </w:r>
-      <w:r>
-        <w:rPr>
-          <w:b/>
-          <w:bCs/>
-          <w:lang w:val="es-ES"/>
-        </w:rPr>
-        <w:t xml:space="preserve"> T</w:t>
-      </w:r>
-      <w:r>
-        <w:rPr>
-          <w:b/>
-          <w:bCs/>
-          <w:lang w:val="es-ES"/>
-        </w:rPr>
-        <w:t>4</w:t>
-      </w:r>
-      <w:r>
-        <w:rPr>
-          <w:b/>
-          <w:bCs/>
-          <w:lang w:val="es-ES"/>
-        </w:rPr>
-        <w:t xml:space="preserve"> </w:t>
-      </w:r>
-      <w:r>
-        <w:rPr>
-          <w:lang w:val="en-CA"/>
-        </w:rPr>
-        <w:t>{#</w:t>
-      </w:r>
-      <w:r>
-        <w:rPr>
-          <w:lang w:val="en-CA"/>
-        </w:rPr>
-        <w:t>equipo</w:t>
-      </w:r>
-      <w:r>
-        <w:rPr>
-          <w:lang w:val="en-CA"/>
-        </w:rPr>
-        <w:t xml:space="preserve">}, clave en </w:t>
-      </w:r>
-      <w:r>
-        <w:rPr>
-          <w:b/>
-          <w:bCs/>
-          <w:lang w:val="en-CA"/>
-        </w:rPr>
-        <w:t>T</w:t>
-      </w:r>
-      <w:r>
-        <w:rPr>
-          <w:b/>
-          <w:bCs/>
-          <w:lang w:val="en-CA"/>
-        </w:rPr>
-        <w:t>3</w:t>
-      </w:r>
-      <w:r>
-        <w:rPr>
-          <w:b/>
-          <w:bCs/>
-          <w:lang w:val="en-CA"/>
-        </w:rPr>
-        <w:t>.</w:t>
-      </w:r>
-    </w:p>
-    <w:p>
-      <w:pPr>
-        <w:rPr>
-          <w:lang w:val="en-CA"/>
-        </w:rPr>
-      </w:pPr>
-      <w:r>
-        <w:rPr>
-          <w:b/>
-          <w:bCs/>
-          <w:lang w:val="en-CA"/>
-        </w:rPr>
-        <w:t xml:space="preserve">T5= </w:t>
-      </w:r>
-      <w:r>
-        <w:rPr>
-          <w:lang w:val="en-CA"/>
-        </w:rPr>
-        <w:t>(</w:t>
-      </w:r>
-      <w:r>
-        <w:rPr>
-          <w:u w:val="single"/>
-          <w:lang w:val="en-CA"/>
-        </w:rPr>
-        <w:t>#reglamentacion</w:t>
-      </w:r>
-      <w:r>
-        <w:rPr>
-          <w:lang w:val="en-CA"/>
-        </w:rPr>
-        <w:t xml:space="preserve">,descripcion) -&gt; Vale la </w:t>
-      </w:r>
-      <w:r>
-        <w:rPr>
-          <w:b/>
-          <w:bCs/>
-          <w:lang w:val="en-CA"/>
-        </w:rPr>
-        <w:t>DF5.</w:t>
-      </w:r>
-    </w:p>
-    <w:p>
-      <w:pPr>
-        <w:rPr>
-          <w:lang w:val="en-CA"/>
-        </w:rPr>
-      </w:pPr>
-      <w:r>
-        <w:rPr>
-          <w:b/>
-          <w:bCs/>
-          <w:lang w:val="en-CA"/>
-        </w:rPr>
-        <w:t xml:space="preserve">T6= </w:t>
-      </w:r>
-      <w:r>
-        <w:rPr>
-          <w:lang w:val="en-CA"/>
-        </w:rPr>
-        <w:t>(</w:t>
-      </w:r>
-      <w:r>
-        <w:rPr>
-          <w:u w:val="single"/>
-          <w:lang w:val="en-CA"/>
-        </w:rPr>
-        <w:t>#torneo</w:t>
-      </w:r>
-      <w:r>
-        <w:rPr>
-          <w:lang w:val="en-CA"/>
-        </w:rPr>
-        <w:t>,</w:t>
-      </w:r>
-      <w:r>
-        <w:rPr>
-          <w:u w:val="single"/>
-          <w:lang w:val="en-CA"/>
-        </w:rPr>
-        <w:t>a</w:t>
-      </w:r>
-      <w:r>
-        <w:rPr>
-          <w:u w:val="single"/>
-          <w:lang w:val="es-ES"/>
-        </w:rPr>
-        <w:t>ño</w:t>
-      </w:r>
-      <w:r>
-        <w:rPr>
-          <w:lang w:val="es-ES"/>
-        </w:rPr>
-        <w:t>,</w:t>
-      </w:r>
-      <w:r>
-        <w:rPr>
-          <w:u w:val="single"/>
-          <w:lang w:val="en-CA"/>
-        </w:rPr>
-        <w:t>#equipo</w:t>
-      </w:r>
-      <w:r>
-        <w:rPr>
-          <w:lang w:val="en-CA"/>
-        </w:rPr>
-        <w:t>,puesto,</w:t>
-      </w:r>
-      <w:r>
-        <w:rPr>
-          <w:u w:val="single"/>
-          <w:lang w:val="en-CA"/>
-        </w:rPr>
-        <w:t>#reglamentacion</w:t>
-      </w:r>
-      <w:r>
-        <w:rPr>
-          <w:lang w:val="en-CA"/>
-        </w:rPr>
-        <w:t>,</w:t>
-      </w:r>
-      <w:r>
-        <w:rPr>
-          <w:u w:val="single"/>
-          <w:lang w:val="en-CA"/>
-        </w:rPr>
-        <w:t>#auspiciante</w:t>
-      </w:r>
-      <w:r>
-        <w:rPr>
-          <w:lang w:val="en-CA"/>
-        </w:rPr>
-        <w:t>)</w:t>
-      </w:r>
-      <w:r>
-        <w:rPr>
-          <w:lang w:val="en-CA"/>
-        </w:rPr>
-        <w:t xml:space="preserve"> -&gt; Valen las </w:t>
-      </w:r>
-      <w:r>
-        <w:rPr>
-          <w:b/>
-          <w:bCs/>
-          <w:lang w:val="en-CA"/>
-        </w:rPr>
-        <w:t>DF</w:t>
-      </w:r>
-      <w:r>
-        <w:rPr>
-          <w:lang w:val="en-CA"/>
-        </w:rPr>
-        <w:t xml:space="preserve"> 3 y 4.</w:t>
-      </w:r>
-    </w:p>
-    <w:p>
-      <w:pPr>
-        <w:rPr>
-          <w:lang w:val="es-ES"/>
-        </w:rPr>
-      </w:pPr>
-      <w:r>
-        <w:rPr>
-          <w:b/>
-          <w:bCs/>
-          <w:lang w:val="en-CA"/>
-        </w:rPr>
-        <w:t>T</w:t>
-      </w:r>
-      <w:r>
-        <w:rPr>
-          <w:b/>
-          <w:bCs/>
-          <w:lang w:val="en-CA"/>
-        </w:rPr>
-        <w:t>5</w:t>
-      </w:r>
-      <w:r>
-        <w:rPr>
-          <w:lang w:val="en-CA"/>
-        </w:rPr>
-        <w:t xml:space="preserve"> se encuentra en BCNF ya que #</w:t>
-      </w:r>
-      <w:r>
-        <w:rPr>
-          <w:lang w:val="en-CA"/>
-        </w:rPr>
-        <w:t>reglamentacion</w:t>
-      </w:r>
-      <w:r>
-        <w:rPr>
-          <w:lang w:val="en-CA"/>
-        </w:rPr>
-        <w:t xml:space="preserve"> es superclave del esquema </w:t>
-      </w:r>
-      <w:r>
-        <w:rPr>
-          <w:b/>
-          <w:bCs/>
-          <w:lang w:val="en-CA"/>
-        </w:rPr>
-        <w:t>T</w:t>
-      </w:r>
-      <w:r>
-        <w:rPr>
-          <w:b/>
-          <w:bCs/>
-          <w:lang w:val="en-CA"/>
-        </w:rPr>
-        <w:t>5</w:t>
-      </w:r>
-      <w:r>
-        <w:rPr>
-          <w:lang w:val="en-CA"/>
-        </w:rPr>
-        <w:t xml:space="preserve"> y solo es v</w:t>
-      </w:r>
-      <w:r>
-        <w:rPr>
-          <w:lang w:val="es-ES"/>
-        </w:rPr>
-        <w:t xml:space="preserve">álida la </w:t>
-      </w:r>
-      <w:r>
-        <w:rPr>
-          <w:b/>
-          <w:bCs/>
-          <w:lang w:val="es-ES"/>
-        </w:rPr>
-        <w:t>DF</w:t>
-      </w:r>
-      <w:r>
-        <w:rPr>
-          <w:b/>
-          <w:bCs/>
-          <w:lang w:val="es-ES"/>
-        </w:rPr>
-        <w:t>5</w:t>
-      </w:r>
-      <w:r>
-        <w:rPr>
-          <w:lang w:val="es-ES"/>
-        </w:rPr>
-        <w:t xml:space="preserve"> en el esquema.</w:t>
-      </w:r>
-    </w:p>
-    <w:p>
-      <w:pPr>
-        <w:rPr>
-          <w:lang w:val="es-ES"/>
-        </w:rPr>
-      </w:pPr>
-      <w:r>
-        <w:rPr>
-          <w:b/>
-          <w:bCs/>
-          <w:lang w:val="es-ES"/>
-        </w:rPr>
-        <w:t>T</w:t>
-      </w:r>
-      <w:r>
-        <w:rPr>
-          <w:b/>
-          <w:bCs/>
-          <w:lang w:val="es-ES"/>
-        </w:rPr>
-        <w:t>6</w:t>
-      </w:r>
-      <w:r>
-        <w:rPr>
-          <w:lang w:val="es-ES"/>
-        </w:rPr>
-        <w:t xml:space="preserve"> no se encuentra en BCNF ya que existe</w:t>
-      </w:r>
-      <w:r>
-        <w:rPr>
-          <w:lang w:val="es-ES"/>
-        </w:rPr>
-        <w:t>n</w:t>
-      </w:r>
-      <w:r>
-        <w:rPr>
-          <w:lang w:val="es-ES"/>
-        </w:rPr>
-        <w:t xml:space="preserve"> al menos </w:t>
-      </w:r>
-      <w:r>
-        <w:rPr>
-          <w:lang w:val="es-ES"/>
-        </w:rPr>
-        <w:t>los</w:t>
-      </w:r>
-      <w:r>
-        <w:rPr>
-          <w:lang w:val="es-ES"/>
-        </w:rPr>
-        <w:t xml:space="preserve"> determinante</w:t>
-      </w:r>
-      <w:r>
-        <w:rPr>
-          <w:lang w:val="es-ES"/>
-        </w:rPr>
-        <w:t>s</w:t>
-      </w:r>
-      <w:r>
-        <w:rPr>
-          <w:lang w:val="es-ES"/>
-        </w:rPr>
-        <w:t xml:space="preserve"> de la </w:t>
-      </w:r>
-      <w:r>
-        <w:rPr>
-          <w:b/>
-          <w:bCs/>
-          <w:lang w:val="es-ES"/>
-        </w:rPr>
-        <w:t>D</w:t>
-      </w:r>
-      <w:r>
-        <w:rPr>
-          <w:b/>
-          <w:bCs/>
-          <w:lang w:val="es-ES"/>
-        </w:rPr>
-        <w:t>F3</w:t>
-      </w:r>
-      <w:r>
-        <w:rPr>
-          <w:lang w:val="es-ES"/>
-        </w:rPr>
-        <w:t xml:space="preserve"> que no </w:t>
-      </w:r>
-      <w:r>
-        <w:rPr>
-          <w:lang w:val="es-ES"/>
-        </w:rPr>
-        <w:t>son</w:t>
-      </w:r>
-      <w:r>
-        <w:rPr>
-          <w:lang w:val="es-ES"/>
-        </w:rPr>
-        <w:t xml:space="preserve"> superclave en el esquema.</w:t>
-      </w:r>
-    </w:p>
-    <w:p>
-      <w:pPr>
-        <w:rPr>
-          <w:b/>
-          <w:bCs/>
-          <w:lang w:val="en-CA"/>
-        </w:rPr>
-      </w:pPr>
-      <w:r>
-        <w:rPr>
-          <w:lang w:val="es-ES"/>
-        </w:rPr>
-        <w:t xml:space="preserve">No se pierde información ya que </w:t>
-      </w:r>
-      <w:r>
-        <w:rPr>
-          <w:b/>
-          <w:bCs/>
-          <w:lang w:val="es-ES"/>
-        </w:rPr>
-        <w:t>T</w:t>
-      </w:r>
-      <w:r>
-        <w:rPr>
-          <w:b/>
-          <w:bCs/>
-          <w:lang w:val="es-ES"/>
-        </w:rPr>
-        <w:t>5</w:t>
-      </w:r>
-      <w:r>
-        <w:rPr>
-          <w:b/>
-          <w:bCs/>
-          <w:lang w:val="es-ES"/>
-        </w:rPr>
-        <w:t xml:space="preserve"> </w:t>
-      </w:r>
-      <w:r>
-        <w:rPr>
-          <w:rFonts w:cstheme="minorHAnsi"/>
-          <w:b/>
-          <w:bCs/>
-          <w:lang w:val="es-ES"/>
-        </w:rPr>
-        <w:t>∩</w:t>
-      </w:r>
-      <w:r>
-        <w:rPr>
-          <w:b/>
-          <w:bCs/>
-          <w:lang w:val="es-ES"/>
-        </w:rPr>
-        <w:t xml:space="preserve"> T</w:t>
-      </w:r>
-      <w:r>
-        <w:rPr>
-          <w:b/>
-          <w:bCs/>
-          <w:lang w:val="es-ES"/>
-        </w:rPr>
-        <w:t>6</w:t>
-      </w:r>
-      <w:r>
-        <w:rPr>
-          <w:b/>
-          <w:bCs/>
-          <w:lang w:val="es-ES"/>
-        </w:rPr>
-        <w:t xml:space="preserve"> </w:t>
-      </w:r>
-      <w:r>
-        <w:rPr>
-          <w:lang w:val="en-CA"/>
-        </w:rPr>
-        <w:t>{#</w:t>
-      </w:r>
-      <w:r>
-        <w:rPr>
-          <w:lang w:val="en-CA"/>
-        </w:rPr>
-        <w:t>relglamentacion</w:t>
-      </w:r>
-      <w:r>
-        <w:rPr>
-          <w:lang w:val="en-CA"/>
-        </w:rPr>
-        <w:t xml:space="preserve">}, clave en </w:t>
-      </w:r>
-      <w:r>
-        <w:rPr>
-          <w:b/>
-          <w:bCs/>
-          <w:lang w:val="en-CA"/>
-        </w:rPr>
-        <w:t>T</w:t>
-      </w:r>
-      <w:r>
-        <w:rPr>
-          <w:b/>
-          <w:bCs/>
-          <w:lang w:val="en-CA"/>
-        </w:rPr>
-        <w:t>5</w:t>
-      </w:r>
-      <w:r>
-        <w:rPr>
-          <w:b/>
-          <w:bCs/>
-          <w:lang w:val="en-CA"/>
-        </w:rPr>
-        <w:t>.</w:t>
-      </w:r>
-    </w:p>
-    <w:p>
-      <w:pPr>
-        <w:rPr>
-          <w:lang w:val="en-CA"/>
-        </w:rPr>
-      </w:pPr>
-      <w:r>
-        <w:rPr>
-          <w:b/>
-          <w:bCs/>
-          <w:lang w:val="en-CA"/>
-        </w:rPr>
-        <w:t xml:space="preserve">T7= </w:t>
-      </w:r>
-      <w:r>
-        <w:rPr>
-          <w:lang w:val="en-CA"/>
-        </w:rPr>
-        <w:t>(</w:t>
-      </w:r>
-      <w:r>
-        <w:rPr>
-          <w:u w:val="single"/>
-          <w:lang w:val="en-CA"/>
-        </w:rPr>
-        <w:t>#torneo,a</w:t>
-      </w:r>
-      <w:r>
-        <w:rPr>
-          <w:u w:val="single"/>
-          <w:lang w:val="es-ES"/>
-        </w:rPr>
-        <w:t>ño</w:t>
-      </w:r>
-      <w:r>
-        <w:rPr>
-          <w:u w:val="single"/>
-          <w:lang w:val="en-CA"/>
-        </w:rPr>
-        <w:t>,#equipo</w:t>
-      </w:r>
-      <w:r>
-        <w:rPr>
-          <w:lang w:val="en-CA"/>
-        </w:rPr>
-        <w:t xml:space="preserve">,puesto) -&gt; Valen las </w:t>
-      </w:r>
-      <w:r>
-        <w:rPr>
-          <w:b/>
-          <w:bCs/>
-          <w:lang w:val="en-CA"/>
-        </w:rPr>
-        <w:t>DF</w:t>
-      </w:r>
-      <w:r>
-        <w:rPr>
-          <w:lang w:val="en-CA"/>
-        </w:rPr>
-        <w:t xml:space="preserve"> 3 y 4.</w:t>
-      </w:r>
-    </w:p>
-    <w:p>
-      <w:pPr>
-        <w:rPr>
-          <w:lang w:val="es-ES"/>
-        </w:rPr>
-      </w:pPr>
-      <w:r>
-        <w:rPr>
-          <w:b/>
-          <w:bCs/>
-          <w:lang w:val="en-CA"/>
-        </w:rPr>
-        <w:t xml:space="preserve">T8= </w:t>
-      </w:r>
-      <w:r>
-        <w:rPr>
-          <w:lang w:val="en-CA"/>
-        </w:rPr>
-        <w:t>(</w:t>
-      </w:r>
-      <w:r>
-        <w:rPr>
-          <w:u w:val="single"/>
-          <w:lang w:val="en-CA"/>
-        </w:rPr>
-        <w:t>#torneo</w:t>
-      </w:r>
-      <w:r>
-        <w:rPr>
-          <w:lang w:val="en-CA"/>
-        </w:rPr>
-        <w:t>,</w:t>
-      </w:r>
-      <w:r>
-        <w:rPr>
-          <w:u w:val="single"/>
-          <w:lang w:val="en-CA"/>
-        </w:rPr>
-        <w:t>a</w:t>
-      </w:r>
-      <w:r>
-        <w:rPr>
-          <w:u w:val="single"/>
-          <w:lang w:val="es-ES"/>
-        </w:rPr>
-        <w:t>ño</w:t>
-      </w:r>
-      <w:r>
-        <w:rPr>
-          <w:lang w:val="es-ES"/>
-        </w:rPr>
-        <w:t>,</w:t>
-      </w:r>
-      <w:r>
-        <w:rPr>
-          <w:u w:val="single"/>
-          <w:lang w:val="en-CA"/>
-        </w:rPr>
-        <w:t>#equipo</w:t>
-      </w:r>
-      <w:r>
-        <w:rPr>
-          <w:lang w:val="en-CA"/>
-        </w:rPr>
-        <w:t>,</w:t>
-      </w:r>
-      <w:r>
-        <w:rPr>
-          <w:u w:val="single"/>
-          <w:lang w:val="en-CA"/>
-        </w:rPr>
-        <w:t>#reglamentacion</w:t>
-      </w:r>
-      <w:r>
-        <w:rPr>
-          <w:lang w:val="en-CA"/>
-        </w:rPr>
-        <w:t>,</w:t>
-      </w:r>
-      <w:r>
-        <w:rPr>
-          <w:u w:val="single"/>
-          <w:lang w:val="en-CA"/>
-        </w:rPr>
-        <w:t>#auspiciante</w:t>
-      </w:r>
-      <w:r>
-        <w:rPr>
-          <w:u w:val="single"/>
-          <w:lang w:val="en-CA"/>
-        </w:rPr>
-        <w:t xml:space="preserve">) </w:t>
-      </w:r>
-      <w:r>
-        <w:rPr>
-          <w:lang w:val="en-CA"/>
-        </w:rPr>
-        <w:t xml:space="preserve">-&gt; </w:t>
-      </w:r>
-      <w:r>
-        <w:rPr>
-          <w:b/>
-          <w:bCs/>
-          <w:lang w:val="en-CA"/>
-        </w:rPr>
-        <w:t>CC1</w:t>
-      </w:r>
-      <w:r>
-        <w:rPr>
-          <w:lang w:val="en-CA"/>
-        </w:rPr>
-        <w:t>. Todos los atributos forman parte de la clave del esquema, cualquier dependencia que se haye ser</w:t>
-      </w:r>
-      <w:r>
-        <w:rPr>
-          <w:lang w:val="es-ES"/>
-        </w:rPr>
-        <w:t>á trivial. Esta en BCNF.</w:t>
-      </w:r>
-    </w:p>
-    <w:p>
-      <w:pPr>
-        <w:rPr>
-          <w:lang w:val="en-CA"/>
-        </w:rPr>
-      </w:pPr>
-      <w:r>
-        <w:rPr>
-          <w:b/>
-          <w:bCs/>
-          <w:lang w:val="es-ES"/>
-        </w:rPr>
-        <w:t>T7</w:t>
-      </w:r>
-      <w:r>
-        <w:rPr>
-          <w:lang w:val="es-ES"/>
-        </w:rPr>
-        <w:t xml:space="preserve"> se encuentra en BCNF ya que </w:t>
-      </w:r>
-      <w:r>
-        <w:rPr>
-          <w:lang w:val="en-CA"/>
-        </w:rPr>
-        <w:t>#torneo,a</w:t>
-      </w:r>
-      <w:r>
-        <w:rPr>
-          <w:lang w:val="es-ES"/>
-        </w:rPr>
-        <w:t>ño</w:t>
-      </w:r>
-      <w:r>
-        <w:rPr>
-          <w:lang w:val="en-CA"/>
-        </w:rPr>
-        <w:t xml:space="preserve">,#equipo son superclave del esquema </w:t>
-      </w:r>
-      <w:r>
-        <w:rPr>
-          <w:b/>
-          <w:bCs/>
-          <w:lang w:val="en-CA"/>
-        </w:rPr>
-        <w:t xml:space="preserve">T7 </w:t>
-      </w:r>
-      <w:r>
-        <w:rPr>
-          <w:lang w:val="en-CA"/>
-        </w:rPr>
-        <w:t>y tambi</w:t>
-      </w:r>
-      <w:r>
-        <w:rPr>
-          <w:lang w:val="es-ES"/>
-        </w:rPr>
-        <w:t xml:space="preserve">én </w:t>
-      </w:r>
-      <w:r>
-        <w:rPr>
-          <w:lang w:val="en-CA"/>
-        </w:rPr>
-        <w:t>#torneo,a</w:t>
-      </w:r>
-      <w:r>
-        <w:rPr>
-          <w:lang w:val="es-ES"/>
-        </w:rPr>
-        <w:t>ño</w:t>
-      </w:r>
-      <w:r>
-        <w:rPr>
-          <w:lang w:val="es-ES"/>
-        </w:rPr>
-        <w:t xml:space="preserve">,puesto. Son válidas las </w:t>
-      </w:r>
-      <w:r>
-        <w:rPr>
-          <w:b/>
-          <w:bCs/>
-          <w:lang w:val="es-ES"/>
-        </w:rPr>
-        <w:t>DF</w:t>
-      </w:r>
-      <w:r>
-        <w:rPr>
-          <w:lang w:val="es-ES"/>
-        </w:rPr>
-        <w:t xml:space="preserve"> 3 y 4, son dependencias funcionales equivalentes</w:t>
-      </w:r>
-      <w:r>
-        <w:rPr>
-          <w:lang w:val="en-CA"/>
-        </w:rPr>
-        <w:t>.</w:t>
-      </w:r>
-    </w:p>
-    <w:p>
-      <w:pPr>
-        <w:rPr>
-          <w:b/>
-          <w:bCs/>
-          <w:lang w:val="en-CA"/>
-        </w:rPr>
-      </w:pPr>
-      <w:r>
-        <w:rPr>
-          <w:lang w:val="en-CA"/>
-        </w:rPr>
-        <w:t xml:space="preserve">No se pierde información ya que </w:t>
-      </w:r>
-      <w:r>
-        <w:rPr>
-          <w:b/>
-          <w:bCs/>
-          <w:lang w:val="es-ES"/>
-        </w:rPr>
-        <w:t>T</w:t>
-      </w:r>
-      <w:r>
-        <w:rPr>
-          <w:b/>
-          <w:bCs/>
-          <w:lang w:val="es-ES"/>
-        </w:rPr>
-        <w:t>7</w:t>
-      </w:r>
-      <w:r>
-        <w:rPr>
-          <w:b/>
-          <w:bCs/>
-          <w:lang w:val="es-ES"/>
-        </w:rPr>
-        <w:t xml:space="preserve"> </w:t>
-      </w:r>
-      <w:r>
-        <w:rPr>
-          <w:rFonts w:cstheme="minorHAnsi"/>
-          <w:b/>
-          <w:bCs/>
-          <w:lang w:val="es-ES"/>
-        </w:rPr>
-        <w:t>∩</w:t>
-      </w:r>
-      <w:r>
-        <w:rPr>
-          <w:b/>
-          <w:bCs/>
-          <w:lang w:val="es-ES"/>
-        </w:rPr>
-        <w:t xml:space="preserve"> T</w:t>
-      </w:r>
-      <w:r>
-        <w:rPr>
-          <w:b/>
-          <w:bCs/>
-          <w:lang w:val="es-ES"/>
-        </w:rPr>
-        <w:t>8</w:t>
-      </w:r>
-      <w:r>
-        <w:rPr>
-          <w:b/>
-          <w:bCs/>
-          <w:lang w:val="es-ES"/>
-        </w:rPr>
-        <w:t xml:space="preserve"> </w:t>
-      </w:r>
-      <w:r>
-        <w:rPr>
-          <w:lang w:val="en-CA"/>
-        </w:rPr>
-        <w:t>{#torneo,a</w:t>
-      </w:r>
-      <w:r>
-        <w:rPr>
-          <w:lang w:val="es-ES"/>
-        </w:rPr>
-        <w:t>ño</w:t>
-      </w:r>
-      <w:r>
-        <w:rPr>
-          <w:lang w:val="en-CA"/>
-        </w:rPr>
-        <w:t>,#equipo</w:t>
-      </w:r>
-      <w:r>
-        <w:rPr>
-          <w:lang w:val="en-CA"/>
-        </w:rPr>
-        <w:t xml:space="preserve"> </w:t>
-      </w:r>
-      <w:r>
-        <w:rPr>
-          <w:lang w:val="en-CA"/>
-        </w:rPr>
-        <w:t xml:space="preserve">}, clave en </w:t>
-      </w:r>
-      <w:r>
-        <w:rPr>
-          <w:b/>
-          <w:bCs/>
-          <w:lang w:val="en-CA"/>
-        </w:rPr>
-        <w:t>T</w:t>
-      </w:r>
-      <w:r>
-        <w:rPr>
-          <w:b/>
-          <w:bCs/>
-          <w:lang w:val="en-CA"/>
-        </w:rPr>
-        <w:t>7</w:t>
-      </w:r>
-      <w:r>
-        <w:rPr>
-          <w:b/>
-          <w:bCs/>
-          <w:lang w:val="en-CA"/>
-        </w:rPr>
-        <w:t>.</w:t>
+          <w:lang w:val="en-CA"/>
+        </w:rPr>
+        <w:t xml:space="preserve">,#equipo }, clave en </w:t>
+      </w:r>
+      <w:r>
+        <w:rPr>
+          <w:b/>
+          <w:bCs/>
+          <w:lang w:val="en-CA"/>
+        </w:rPr>
+        <w:t>T7.</w:t>
       </w:r>
     </w:p>
     <w:p>
@@ -1930,7 +1918,6 @@
           <w:bCs/>
           <w:lang w:val="en-CA"/>
         </w:rPr>
-        <w:lastRenderedPageBreak/>
         <w:t xml:space="preserve">T3= </w:t>
       </w:r>
       <w:r>
@@ -2260,6 +2247,7 @@
           <w:bCs/>
           <w:lang w:val="en-CA"/>
         </w:rPr>
+        <w:lastRenderedPageBreak/>
         <w:t>DM3:</w:t>
       </w:r>
       <w:r>
@@ -3030,13 +3018,7 @@
         <w:rPr>
           <w:lang w:val="en-CA"/>
         </w:rPr>
-        <w:t>)</w:t>
-      </w:r>
-      <w:r>
-        <w:rPr>
-          <w:lang w:val="en-CA"/>
-        </w:rPr>
-        <w:t xml:space="preserve"> -&gt; </w:t>
+        <w:t xml:space="preserve">) -&gt; </w:t>
       </w:r>
       <w:r>
         <w:rPr>
@@ -3050,23 +3032,7 @@
           <w:bCs/>
           <w:lang w:val="es-ES"/>
         </w:rPr>
-        <w:t>T</w:t>
-      </w:r>
-      <w:r>
-        <w:rPr>
-          <w:b/>
-          <w:bCs/>
-          <w:lang w:val="es-ES"/>
-        </w:rPr>
-        <w:t>5</w:t>
-      </w:r>
-      <w:r>
-        <w:rPr>
-          <w:b/>
-          <w:bCs/>
-          <w:lang w:val="es-ES"/>
-        </w:rPr>
-        <w:t>.</w:t>
+        <w:t>T5.</w:t>
       </w:r>
     </w:p>
     <w:p>
@@ -3113,13 +3079,7 @@
         <w:rPr>
           <w:lang w:val="es-ES"/>
         </w:rPr>
-        <w:t>)</w:t>
-      </w:r>
-      <w:r>
-        <w:rPr>
-          <w:lang w:val="es-ES"/>
-        </w:rPr>
-        <w:t xml:space="preserve"> -&gt; No forma parte del esquema porque es proyección de </w:t>
+        <w:t xml:space="preserve">) -&gt; No forma parte del esquema porque es proyección de </w:t>
       </w:r>
       <w:r>
         <w:rPr>
@@ -3295,13 +3255,7 @@
         <w:t>Π</w:t>
       </w:r>
       <w:r>
-        <w:t xml:space="preserve"> </w:t>
-      </w:r>
-      <w:r>
-        <w:t>#empleado,email,nombre</w:t>
-      </w:r>
-      <w:r>
-        <w:t xml:space="preserve"> (Empleado_antiguo |X| Todos_los_premios)</w:t>
+        <w:t xml:space="preserve"> #empleado,email,nombre (Empleado_antiguo |X| Todos_los_premios)</w:t>
       </w:r>
     </w:p>
     <w:p/>
@@ -3340,7 +3294,6 @@
           <w:szCs w:val="21"/>
           <w:lang w:eastAsia="es-AR"/>
         </w:rPr>
-        <w:lastRenderedPageBreak/>
         <w:t>CREATE</w:t>
       </w:r>
       <w:r>
